--- a/3.Linux/04.Commands Help and Path/Linux Lab 4 Commands, Help, and Path.docx
+++ b/3.Linux/04.Commands Help and Path/Linux Lab 4 Commands, Help, and Path.docx
@@ -1,6 +1,6 @@
 
 <file path=word/document.xml><?xml version="1.0" encoding="utf-8"?>
-<w:document xmlns:wpc="http://schemas.microsoft.com/office/word/2010/wordprocessingCanvas" xmlns:cx="http://schemas.microsoft.com/office/drawing/2014/chartex" xmlns:cx1="http://schemas.microsoft.com/office/drawing/2015/9/8/chartex" xmlns:cx2="http://schemas.microsoft.com/office/drawing/2015/10/21/chartex" xmlns:cx3="http://schemas.microsoft.com/office/drawing/2016/5/9/chartex" xmlns:cx4="http://schemas.microsoft.com/office/drawing/2016/5/10/chartex" xmlns:cx5="http://schemas.microsoft.com/office/drawing/2016/5/11/chartex" xmlns:cx6="http://schemas.microsoft.com/office/drawing/2016/5/12/chartex" xmlns:cx7="http://schemas.microsoft.com/office/drawing/2016/5/13/chartex" xmlns:cx8="http://schemas.microsoft.com/office/drawing/2016/5/14/chartex" xmlns:mc="http://schemas.openxmlformats.org/markup-compatibility/2006" xmlns:aink="http://schemas.microsoft.com/office/drawing/2016/ink" xmlns:am3d="http://schemas.microsoft.com/office/drawing/2017/model3d" xmlns:o="urn:schemas-microsoft-com:office:office" xmlns:oel="http://schemas.microsoft.com/office/2019/extlst" xmlns:r="http://schemas.openxmlformats.org/officeDocument/2006/relationships" xmlns:m="http://schemas.openxmlformats.org/officeDocument/2006/math" xmlns:v="urn:schemas-microsoft-com:vml" xmlns:wp14="http://schemas.microsoft.com/office/word/2010/wordprocessingDrawing" xmlns:wp="http://schemas.openxmlformats.org/drawingml/2006/wordprocessingDrawing" xmlns:w10="urn:schemas-microsoft-com:office:word" xmlns:w="http://schemas.openxmlformats.org/wordprocessingml/2006/main" xmlns:w14="http://schemas.microsoft.com/office/word/2010/wordml" xmlns:w15="http://schemas.microsoft.com/office/word/2012/wordml" xmlns:w16cex="http://schemas.microsoft.com/office/word/2018/wordml/cex" xmlns:w16cid="http://schemas.microsoft.com/office/word/2016/wordml/cid" xmlns:w16="http://schemas.microsoft.com/office/word/2018/wordml" xmlns:w16sdtdh="http://schemas.microsoft.com/office/word/2020/wordml/sdtdatahash" xmlns:w16se="http://schemas.microsoft.com/office/word/2015/wordml/symex" xmlns:wpg="http://schemas.microsoft.com/office/word/2010/wordprocessingGroup" xmlns:wpi="http://schemas.microsoft.com/office/word/2010/wordprocessingInk" xmlns:wne="http://schemas.microsoft.com/office/word/2006/wordml" xmlns:wps="http://schemas.microsoft.com/office/word/2010/wordprocessingShape" mc:Ignorable="w14 w15 w16se w16cid w16 w16cex w16sdtdh wp14">
+<w:document xmlns:wpc="http://schemas.microsoft.com/office/word/2010/wordprocessingCanvas" xmlns:cx="http://schemas.microsoft.com/office/drawing/2014/chartex" xmlns:cx1="http://schemas.microsoft.com/office/drawing/2015/9/8/chartex" xmlns:cx2="http://schemas.microsoft.com/office/drawing/2015/10/21/chartex" xmlns:cx3="http://schemas.microsoft.com/office/drawing/2016/5/9/chartex" xmlns:cx4="http://schemas.microsoft.com/office/drawing/2016/5/10/chartex" xmlns:cx5="http://schemas.microsoft.com/office/drawing/2016/5/11/chartex" xmlns:cx6="http://schemas.microsoft.com/office/drawing/2016/5/12/chartex" xmlns:cx7="http://schemas.microsoft.com/office/drawing/2016/5/13/chartex" xmlns:cx8="http://schemas.microsoft.com/office/drawing/2016/5/14/chartex" xmlns:mc="http://schemas.openxmlformats.org/markup-compatibility/2006" xmlns:aink="http://schemas.microsoft.com/office/drawing/2016/ink" xmlns:am3d="http://schemas.microsoft.com/office/drawing/2017/model3d" xmlns:o="urn:schemas-microsoft-com:office:office" xmlns:oel="http://schemas.microsoft.com/office/2019/extlst" xmlns:r="http://schemas.openxmlformats.org/officeDocument/2006/relationships" xmlns:m="http://schemas.openxmlformats.org/officeDocument/2006/math" xmlns:v="urn:schemas-microsoft-com:vml" xmlns:wp14="http://schemas.microsoft.com/office/word/2010/wordprocessingDrawing" xmlns:wp="http://schemas.openxmlformats.org/drawingml/2006/wordprocessingDrawing" xmlns:w10="urn:schemas-microsoft-com:office:word" xmlns:w="http://schemas.openxmlformats.org/wordprocessingml/2006/main" xmlns:w14="http://schemas.microsoft.com/office/word/2010/wordml" xmlns:w15="http://schemas.microsoft.com/office/word/2012/wordml" xmlns:w16cex="http://schemas.microsoft.com/office/word/2018/wordml/cex" xmlns:w16cid="http://schemas.microsoft.com/office/word/2016/wordml/cid" xmlns:w16="http://schemas.microsoft.com/office/word/2018/wordml" xmlns:w16du="http://schemas.microsoft.com/office/word/2023/wordml/word16du" xmlns:w16sdtdh="http://schemas.microsoft.com/office/word/2020/wordml/sdtdatahash" xmlns:w16se="http://schemas.microsoft.com/office/word/2015/wordml/symex" xmlns:wpg="http://schemas.microsoft.com/office/word/2010/wordprocessingGroup" xmlns:wpi="http://schemas.microsoft.com/office/word/2010/wordprocessingInk" xmlns:wne="http://schemas.microsoft.com/office/word/2006/wordml" xmlns:wps="http://schemas.microsoft.com/office/word/2010/wordprocessingShape" mc:Ignorable="w14 w15 w16se w16cid w16 w16cex w16sdtdh w16du wp14">
   <w:body>
     <w:p>
       <w:pPr>
@@ -133,7 +133,15 @@
         <w:t>is</w:t>
       </w:r>
       <w:r>
-        <w:t xml:space="preserve"> the Bourne shell, or sh (/bin/sh.)</w:t>
+        <w:t xml:space="preserve"> the Bourne shell, or </w:t>
+      </w:r>
+      <w:proofErr w:type="spellStart"/>
+      <w:r>
+        <w:t>sh</w:t>
+      </w:r>
+      <w:proofErr w:type="spellEnd"/>
+      <w:r>
+        <w:t xml:space="preserve"> (/bin/sh.)</w:t>
       </w:r>
       <w:r>
         <w:t xml:space="preserve">  The Bourne shell (and variants) is </w:t>
@@ -376,7 +384,21 @@
         <w:rPr>
           <w:rFonts w:ascii="Courier New" w:hAnsi="Courier New" w:cs="Courier New"/>
         </w:rPr>
-        <w:t>/usr/bin/</w:t>
+        <w:t>/</w:t>
+      </w:r>
+      <w:proofErr w:type="spellStart"/>
+      <w:r>
+        <w:rPr>
+          <w:rFonts w:ascii="Courier New" w:hAnsi="Courier New" w:cs="Courier New"/>
+        </w:rPr>
+        <w:t>usr</w:t>
+      </w:r>
+      <w:proofErr w:type="spellEnd"/>
+      <w:r>
+        <w:rPr>
+          <w:rFonts w:ascii="Courier New" w:hAnsi="Courier New" w:cs="Courier New"/>
+        </w:rPr>
+        <w:t>/bin/</w:t>
       </w:r>
       <w:r>
         <w:rPr>
@@ -397,7 +419,15 @@
         <w:t xml:space="preserve"> executable bits in their file permissions.  </w:t>
       </w:r>
       <w:r>
-        <w:t>Besides the x in the rwx line, y</w:t>
+        <w:t xml:space="preserve">Besides the x in the </w:t>
+      </w:r>
+      <w:proofErr w:type="spellStart"/>
+      <w:r>
+        <w:t>rwx</w:t>
+      </w:r>
+      <w:proofErr w:type="spellEnd"/>
+      <w:r>
+        <w:t xml:space="preserve"> line, y</w:t>
       </w:r>
       <w:r>
         <w:t xml:space="preserve">our terminal will use green to signify that </w:t>
@@ -830,7 +860,15 @@
     </w:p>
     <w:p>
       <w:r>
-        <w:t>In Ubuntu 20.04 it is found in /usr/bin.</w:t>
+        <w:t>In Ubuntu 20.04 it is found in /</w:t>
+      </w:r>
+      <w:proofErr w:type="spellStart"/>
+      <w:r>
+        <w:t>usr</w:t>
+      </w:r>
+      <w:proofErr w:type="spellEnd"/>
+      <w:r>
+        <w:t>/bin.</w:t>
       </w:r>
       <w:r>
         <w:br/>
@@ -897,7 +935,13 @@
       </w:r>
       <w:r>
         <w:br/>
-        <w:t>The “$” tells BASH that we want the contents of the PATH variable; otherwise it will just repeat whatever we typed.</w:t>
+        <w:t xml:space="preserve">The “$” tells BASH that we want the contents of the PATH variable; </w:t>
+      </w:r>
+      <w:r>
+        <w:t>otherwise,</w:t>
+      </w:r>
+      <w:r>
+        <w:t xml:space="preserve"> it will just repeat whatever we typed.</w:t>
       </w:r>
       <w:r>
         <w:br/>
@@ -970,7 +1014,35 @@
         <w:rPr>
           <w:rFonts w:ascii="Courier New" w:hAnsi="Courier New" w:cs="Courier New"/>
         </w:rPr>
-        <w:t>ls /usr/local/sbin/ls</w:t>
+        <w:t>ls /</w:t>
+      </w:r>
+      <w:proofErr w:type="spellStart"/>
+      <w:r>
+        <w:rPr>
+          <w:rFonts w:ascii="Courier New" w:hAnsi="Courier New" w:cs="Courier New"/>
+        </w:rPr>
+        <w:t>usr</w:t>
+      </w:r>
+      <w:proofErr w:type="spellEnd"/>
+      <w:r>
+        <w:rPr>
+          <w:rFonts w:ascii="Courier New" w:hAnsi="Courier New" w:cs="Courier New"/>
+        </w:rPr>
+        <w:t>/local/</w:t>
+      </w:r>
+      <w:proofErr w:type="spellStart"/>
+      <w:r>
+        <w:rPr>
+          <w:rFonts w:ascii="Courier New" w:hAnsi="Courier New" w:cs="Courier New"/>
+        </w:rPr>
+        <w:t>sbin</w:t>
+      </w:r>
+      <w:proofErr w:type="spellEnd"/>
+      <w:r>
+        <w:rPr>
+          <w:rFonts w:ascii="Courier New" w:hAnsi="Courier New" w:cs="Courier New"/>
+        </w:rPr>
+        <w:t>/ls</w:t>
       </w:r>
       <w:r>
         <w:rPr>
@@ -1042,8 +1114,23 @@
         <w:rPr>
           <w:rFonts w:ascii="Courier New" w:hAnsi="Courier New" w:cs="Courier New"/>
         </w:rPr>
-        <w:t>/usr/local/</w:t>
-      </w:r>
+        <w:t>/</w:t>
+      </w:r>
+      <w:proofErr w:type="spellStart"/>
+      <w:r>
+        <w:rPr>
+          <w:rFonts w:ascii="Courier New" w:hAnsi="Courier New" w:cs="Courier New"/>
+        </w:rPr>
+        <w:t>usr</w:t>
+      </w:r>
+      <w:proofErr w:type="spellEnd"/>
+      <w:r>
+        <w:rPr>
+          <w:rFonts w:ascii="Courier New" w:hAnsi="Courier New" w:cs="Courier New"/>
+        </w:rPr>
+        <w:t>/local/</w:t>
+      </w:r>
+      <w:proofErr w:type="spellStart"/>
       <w:r>
         <w:rPr>
           <w:rFonts w:ascii="Courier New" w:hAnsi="Courier New" w:cs="Courier New"/>
@@ -1056,6 +1143,7 @@
         </w:rPr>
         <w:t>bin</w:t>
       </w:r>
+      <w:proofErr w:type="spellEnd"/>
       <w:r>
         <w:t xml:space="preserve"> </w:t>
       </w:r>
@@ -1100,7 +1188,23 @@
           <w:rFonts w:ascii="Courier New" w:hAnsi="Courier New" w:cs="Courier New"/>
           <w:lang w:val="es-ES"/>
         </w:rPr>
-        <w:t xml:space="preserve">Ha!  Gotcha!  </w:t>
+        <w:t xml:space="preserve">Ha!  </w:t>
+      </w:r>
+      <w:proofErr w:type="spellStart"/>
+      <w:r>
+        <w:rPr>
+          <w:rFonts w:ascii="Courier New" w:hAnsi="Courier New" w:cs="Courier New"/>
+          <w:lang w:val="es-ES"/>
+        </w:rPr>
+        <w:t>Gotcha</w:t>
+      </w:r>
+      <w:proofErr w:type="spellEnd"/>
+      <w:r>
+        <w:rPr>
+          <w:rFonts w:ascii="Courier New" w:hAnsi="Courier New" w:cs="Courier New"/>
+          <w:lang w:val="es-ES"/>
+        </w:rPr>
+        <w:t xml:space="preserve">!  </w:t>
       </w:r>
       <w:r>
         <w:rPr>
@@ -1145,7 +1249,49 @@
           <w:rFonts w:ascii="Courier New" w:hAnsi="Courier New" w:cs="Courier New"/>
         </w:rPr>
         <w:br/>
-        <w:t>sudo chmod +x /usr/local/sbin/ls</w:t>
+        <w:t xml:space="preserve">sudo </w:t>
+      </w:r>
+      <w:proofErr w:type="spellStart"/>
+      <w:r>
+        <w:rPr>
+          <w:rFonts w:ascii="Courier New" w:hAnsi="Courier New" w:cs="Courier New"/>
+        </w:rPr>
+        <w:t>chmod</w:t>
+      </w:r>
+      <w:proofErr w:type="spellEnd"/>
+      <w:r>
+        <w:rPr>
+          <w:rFonts w:ascii="Courier New" w:hAnsi="Courier New" w:cs="Courier New"/>
+        </w:rPr>
+        <w:t xml:space="preserve"> +x /</w:t>
+      </w:r>
+      <w:proofErr w:type="spellStart"/>
+      <w:r>
+        <w:rPr>
+          <w:rFonts w:ascii="Courier New" w:hAnsi="Courier New" w:cs="Courier New"/>
+        </w:rPr>
+        <w:t>usr</w:t>
+      </w:r>
+      <w:proofErr w:type="spellEnd"/>
+      <w:r>
+        <w:rPr>
+          <w:rFonts w:ascii="Courier New" w:hAnsi="Courier New" w:cs="Courier New"/>
+        </w:rPr>
+        <w:t>/local/</w:t>
+      </w:r>
+      <w:proofErr w:type="spellStart"/>
+      <w:r>
+        <w:rPr>
+          <w:rFonts w:ascii="Courier New" w:hAnsi="Courier New" w:cs="Courier New"/>
+        </w:rPr>
+        <w:t>sbin</w:t>
+      </w:r>
+      <w:proofErr w:type="spellEnd"/>
+      <w:r>
+        <w:rPr>
+          <w:rFonts w:ascii="Courier New" w:hAnsi="Courier New" w:cs="Courier New"/>
+        </w:rPr>
+        <w:t>/ls</w:t>
       </w:r>
     </w:p>
     <w:p>
@@ -1360,7 +1506,35 @@
         <w:rPr>
           <w:rFonts w:ascii="Courier New" w:hAnsi="Courier New" w:cs="Courier New"/>
         </w:rPr>
-        <w:t>sudo rm /usr/local/sbin/ls</w:t>
+        <w:t>sudo rm /</w:t>
+      </w:r>
+      <w:proofErr w:type="spellStart"/>
+      <w:r>
+        <w:rPr>
+          <w:rFonts w:ascii="Courier New" w:hAnsi="Courier New" w:cs="Courier New"/>
+        </w:rPr>
+        <w:t>usr</w:t>
+      </w:r>
+      <w:proofErr w:type="spellEnd"/>
+      <w:r>
+        <w:rPr>
+          <w:rFonts w:ascii="Courier New" w:hAnsi="Courier New" w:cs="Courier New"/>
+        </w:rPr>
+        <w:t>/local/</w:t>
+      </w:r>
+      <w:proofErr w:type="spellStart"/>
+      <w:r>
+        <w:rPr>
+          <w:rFonts w:ascii="Courier New" w:hAnsi="Courier New" w:cs="Courier New"/>
+        </w:rPr>
+        <w:t>sbin</w:t>
+      </w:r>
+      <w:proofErr w:type="spellEnd"/>
+      <w:r>
+        <w:rPr>
+          <w:rFonts w:ascii="Courier New" w:hAnsi="Courier New" w:cs="Courier New"/>
+        </w:rPr>
+        <w:t>/ls</w:t>
       </w:r>
     </w:p>
     <w:p>
@@ -1548,12 +1722,14 @@
       <w:r>
         <w:t xml:space="preserve"> to verify that my script was correct and used </w:t>
       </w:r>
+      <w:proofErr w:type="spellStart"/>
       <w:r>
         <w:rPr>
           <w:rFonts w:ascii="Courier New" w:hAnsi="Courier New" w:cs="Courier New"/>
         </w:rPr>
         <w:t>chmod</w:t>
       </w:r>
+      <w:proofErr w:type="spellEnd"/>
       <w:r>
         <w:t xml:space="preserve"> to make it executable.</w:t>
       </w:r>
@@ -1680,8 +1856,16 @@
         <w:rPr>
           <w:rFonts w:ascii="Courier New" w:hAnsi="Courier New" w:cs="Courier New"/>
         </w:rPr>
-        <w:t>./simple_script</w:t>
-      </w:r>
+        <w:t>./</w:t>
+      </w:r>
+      <w:proofErr w:type="spellStart"/>
+      <w:r>
+        <w:rPr>
+          <w:rFonts w:ascii="Courier New" w:hAnsi="Courier New" w:cs="Courier New"/>
+        </w:rPr>
+        <w:t>simple_script</w:t>
+      </w:r>
+      <w:proofErr w:type="spellEnd"/>
       <w:r>
         <w:rPr>
           <w:rFonts w:ascii="Courier New" w:hAnsi="Courier New" w:cs="Courier New"/>
@@ -1730,8 +1914,16 @@
         <w:rPr>
           <w:rFonts w:ascii="Courier New" w:hAnsi="Courier New" w:cs="Courier New"/>
         </w:rPr>
-        <w:t>your username]/simple_script</w:t>
-      </w:r>
+        <w:t>your username]/</w:t>
+      </w:r>
+      <w:proofErr w:type="spellStart"/>
+      <w:r>
+        <w:rPr>
+          <w:rFonts w:ascii="Courier New" w:hAnsi="Courier New" w:cs="Courier New"/>
+        </w:rPr>
+        <w:t>simple_script</w:t>
+      </w:r>
+      <w:proofErr w:type="spellEnd"/>
       <w:r>
         <w:rPr>
           <w:rFonts w:ascii="Courier New" w:hAnsi="Courier New" w:cs="Courier New"/>
@@ -1744,8 +1936,16 @@
           <w:rFonts w:ascii="Courier New" w:hAnsi="Courier New" w:cs="Courier New"/>
         </w:rPr>
         <w:br/>
-        <w:t>~/simple_script</w:t>
-      </w:r>
+        <w:t>~/</w:t>
+      </w:r>
+      <w:proofErr w:type="spellStart"/>
+      <w:r>
+        <w:rPr>
+          <w:rFonts w:ascii="Courier New" w:hAnsi="Courier New" w:cs="Courier New"/>
+        </w:rPr>
+        <w:t>simple_script</w:t>
+      </w:r>
+      <w:proofErr w:type="spellEnd"/>
       <w:r>
         <w:rPr>
           <w:rFonts w:ascii="Courier New" w:hAnsi="Courier New" w:cs="Courier New"/>
@@ -1850,7 +2050,7 @@
 </file>
 
 <file path=word/endnotes.xml><?xml version="1.0" encoding="utf-8"?>
-<w:endnotes xmlns:wpc="http://schemas.microsoft.com/office/word/2010/wordprocessingCanvas" xmlns:cx="http://schemas.microsoft.com/office/drawing/2014/chartex" xmlns:cx1="http://schemas.microsoft.com/office/drawing/2015/9/8/chartex" xmlns:cx2="http://schemas.microsoft.com/office/drawing/2015/10/21/chartex" xmlns:cx3="http://schemas.microsoft.com/office/drawing/2016/5/9/chartex" xmlns:cx4="http://schemas.microsoft.com/office/drawing/2016/5/10/chartex" xmlns:cx5="http://schemas.microsoft.com/office/drawing/2016/5/11/chartex" xmlns:cx6="http://schemas.microsoft.com/office/drawing/2016/5/12/chartex" xmlns:cx7="http://schemas.microsoft.com/office/drawing/2016/5/13/chartex" xmlns:cx8="http://schemas.microsoft.com/office/drawing/2016/5/14/chartex" xmlns:mc="http://schemas.openxmlformats.org/markup-compatibility/2006" xmlns:aink="http://schemas.microsoft.com/office/drawing/2016/ink" xmlns:am3d="http://schemas.microsoft.com/office/drawing/2017/model3d" xmlns:o="urn:schemas-microsoft-com:office:office" xmlns:oel="http://schemas.microsoft.com/office/2019/extlst" xmlns:r="http://schemas.openxmlformats.org/officeDocument/2006/relationships" xmlns:m="http://schemas.openxmlformats.org/officeDocument/2006/math" xmlns:v="urn:schemas-microsoft-com:vml" xmlns:wp14="http://schemas.microsoft.com/office/word/2010/wordprocessingDrawing" xmlns:wp="http://schemas.openxmlformats.org/drawingml/2006/wordprocessingDrawing" xmlns:w10="urn:schemas-microsoft-com:office:word" xmlns:w="http://schemas.openxmlformats.org/wordprocessingml/2006/main" xmlns:w14="http://schemas.microsoft.com/office/word/2010/wordml" xmlns:w15="http://schemas.microsoft.com/office/word/2012/wordml" xmlns:w16cex="http://schemas.microsoft.com/office/word/2018/wordml/cex" xmlns:w16cid="http://schemas.microsoft.com/office/word/2016/wordml/cid" xmlns:w16="http://schemas.microsoft.com/office/word/2018/wordml" xmlns:w16sdtdh="http://schemas.microsoft.com/office/word/2020/wordml/sdtdatahash" xmlns:w16se="http://schemas.microsoft.com/office/word/2015/wordml/symex" xmlns:wpg="http://schemas.microsoft.com/office/word/2010/wordprocessingGroup" xmlns:wpi="http://schemas.microsoft.com/office/word/2010/wordprocessingInk" xmlns:wne="http://schemas.microsoft.com/office/word/2006/wordml" xmlns:wps="http://schemas.microsoft.com/office/word/2010/wordprocessingShape" mc:Ignorable="w14 w15 w16se w16cid w16 w16cex w16sdtdh wp14">
+<w:endnotes xmlns:wpc="http://schemas.microsoft.com/office/word/2010/wordprocessingCanvas" xmlns:cx="http://schemas.microsoft.com/office/drawing/2014/chartex" xmlns:cx1="http://schemas.microsoft.com/office/drawing/2015/9/8/chartex" xmlns:cx2="http://schemas.microsoft.com/office/drawing/2015/10/21/chartex" xmlns:cx3="http://schemas.microsoft.com/office/drawing/2016/5/9/chartex" xmlns:cx4="http://schemas.microsoft.com/office/drawing/2016/5/10/chartex" xmlns:cx5="http://schemas.microsoft.com/office/drawing/2016/5/11/chartex" xmlns:cx6="http://schemas.microsoft.com/office/drawing/2016/5/12/chartex" xmlns:cx7="http://schemas.microsoft.com/office/drawing/2016/5/13/chartex" xmlns:cx8="http://schemas.microsoft.com/office/drawing/2016/5/14/chartex" xmlns:mc="http://schemas.openxmlformats.org/markup-compatibility/2006" xmlns:aink="http://schemas.microsoft.com/office/drawing/2016/ink" xmlns:am3d="http://schemas.microsoft.com/office/drawing/2017/model3d" xmlns:o="urn:schemas-microsoft-com:office:office" xmlns:oel="http://schemas.microsoft.com/office/2019/extlst" xmlns:r="http://schemas.openxmlformats.org/officeDocument/2006/relationships" xmlns:m="http://schemas.openxmlformats.org/officeDocument/2006/math" xmlns:v="urn:schemas-microsoft-com:vml" xmlns:wp14="http://schemas.microsoft.com/office/word/2010/wordprocessingDrawing" xmlns:wp="http://schemas.openxmlformats.org/drawingml/2006/wordprocessingDrawing" xmlns:w10="urn:schemas-microsoft-com:office:word" xmlns:w="http://schemas.openxmlformats.org/wordprocessingml/2006/main" xmlns:w14="http://schemas.microsoft.com/office/word/2010/wordml" xmlns:w15="http://schemas.microsoft.com/office/word/2012/wordml" xmlns:w16cex="http://schemas.microsoft.com/office/word/2018/wordml/cex" xmlns:w16cid="http://schemas.microsoft.com/office/word/2016/wordml/cid" xmlns:w16="http://schemas.microsoft.com/office/word/2018/wordml" xmlns:w16du="http://schemas.microsoft.com/office/word/2023/wordml/word16du" xmlns:w16sdtdh="http://schemas.microsoft.com/office/word/2020/wordml/sdtdatahash" xmlns:w16se="http://schemas.microsoft.com/office/word/2015/wordml/symex" xmlns:wpg="http://schemas.microsoft.com/office/word/2010/wordprocessingGroup" xmlns:wpi="http://schemas.microsoft.com/office/word/2010/wordprocessingInk" xmlns:wne="http://schemas.microsoft.com/office/word/2006/wordml" xmlns:wps="http://schemas.microsoft.com/office/word/2010/wordprocessingShape" mc:Ignorable="w14 w15 w16se w16cid w16 w16cex w16sdtdh w16du wp14">
   <w:endnote w:type="separator" w:id="-1">
     <w:p>
       <w:pPr>
@@ -1875,7 +2075,7 @@
 </file>
 
 <file path=word/footnotes.xml><?xml version="1.0" encoding="utf-8"?>
-<w:footnotes xmlns:wpc="http://schemas.microsoft.com/office/word/2010/wordprocessingCanvas" xmlns:cx="http://schemas.microsoft.com/office/drawing/2014/chartex" xmlns:cx1="http://schemas.microsoft.com/office/drawing/2015/9/8/chartex" xmlns:cx2="http://schemas.microsoft.com/office/drawing/2015/10/21/chartex" xmlns:cx3="http://schemas.microsoft.com/office/drawing/2016/5/9/chartex" xmlns:cx4="http://schemas.microsoft.com/office/drawing/2016/5/10/chartex" xmlns:cx5="http://schemas.microsoft.com/office/drawing/2016/5/11/chartex" xmlns:cx6="http://schemas.microsoft.com/office/drawing/2016/5/12/chartex" xmlns:cx7="http://schemas.microsoft.com/office/drawing/2016/5/13/chartex" xmlns:cx8="http://schemas.microsoft.com/office/drawing/2016/5/14/chartex" xmlns:mc="http://schemas.openxmlformats.org/markup-compatibility/2006" xmlns:aink="http://schemas.microsoft.com/office/drawing/2016/ink" xmlns:am3d="http://schemas.microsoft.com/office/drawing/2017/model3d" xmlns:o="urn:schemas-microsoft-com:office:office" xmlns:oel="http://schemas.microsoft.com/office/2019/extlst" xmlns:r="http://schemas.openxmlformats.org/officeDocument/2006/relationships" xmlns:m="http://schemas.openxmlformats.org/officeDocument/2006/math" xmlns:v="urn:schemas-microsoft-com:vml" xmlns:wp14="http://schemas.microsoft.com/office/word/2010/wordprocessingDrawing" xmlns:wp="http://schemas.openxmlformats.org/drawingml/2006/wordprocessingDrawing" xmlns:w10="urn:schemas-microsoft-com:office:word" xmlns:w="http://schemas.openxmlformats.org/wordprocessingml/2006/main" xmlns:w14="http://schemas.microsoft.com/office/word/2010/wordml" xmlns:w15="http://schemas.microsoft.com/office/word/2012/wordml" xmlns:w16cex="http://schemas.microsoft.com/office/word/2018/wordml/cex" xmlns:w16cid="http://schemas.microsoft.com/office/word/2016/wordml/cid" xmlns:w16="http://schemas.microsoft.com/office/word/2018/wordml" xmlns:w16sdtdh="http://schemas.microsoft.com/office/word/2020/wordml/sdtdatahash" xmlns:w16se="http://schemas.microsoft.com/office/word/2015/wordml/symex" xmlns:wpg="http://schemas.microsoft.com/office/word/2010/wordprocessingGroup" xmlns:wpi="http://schemas.microsoft.com/office/word/2010/wordprocessingInk" xmlns:wne="http://schemas.microsoft.com/office/word/2006/wordml" xmlns:wps="http://schemas.microsoft.com/office/word/2010/wordprocessingShape" mc:Ignorable="w14 w15 w16se w16cid w16 w16cex w16sdtdh wp14">
+<w:footnotes xmlns:wpc="http://schemas.microsoft.com/office/word/2010/wordprocessingCanvas" xmlns:cx="http://schemas.microsoft.com/office/drawing/2014/chartex" xmlns:cx1="http://schemas.microsoft.com/office/drawing/2015/9/8/chartex" xmlns:cx2="http://schemas.microsoft.com/office/drawing/2015/10/21/chartex" xmlns:cx3="http://schemas.microsoft.com/office/drawing/2016/5/9/chartex" xmlns:cx4="http://schemas.microsoft.com/office/drawing/2016/5/10/chartex" xmlns:cx5="http://schemas.microsoft.com/office/drawing/2016/5/11/chartex" xmlns:cx6="http://schemas.microsoft.com/office/drawing/2016/5/12/chartex" xmlns:cx7="http://schemas.microsoft.com/office/drawing/2016/5/13/chartex" xmlns:cx8="http://schemas.microsoft.com/office/drawing/2016/5/14/chartex" xmlns:mc="http://schemas.openxmlformats.org/markup-compatibility/2006" xmlns:aink="http://schemas.microsoft.com/office/drawing/2016/ink" xmlns:am3d="http://schemas.microsoft.com/office/drawing/2017/model3d" xmlns:o="urn:schemas-microsoft-com:office:office" xmlns:oel="http://schemas.microsoft.com/office/2019/extlst" xmlns:r="http://schemas.openxmlformats.org/officeDocument/2006/relationships" xmlns:m="http://schemas.openxmlformats.org/officeDocument/2006/math" xmlns:v="urn:schemas-microsoft-com:vml" xmlns:wp14="http://schemas.microsoft.com/office/word/2010/wordprocessingDrawing" xmlns:wp="http://schemas.openxmlformats.org/drawingml/2006/wordprocessingDrawing" xmlns:w10="urn:schemas-microsoft-com:office:word" xmlns:w="http://schemas.openxmlformats.org/wordprocessingml/2006/main" xmlns:w14="http://schemas.microsoft.com/office/word/2010/wordml" xmlns:w15="http://schemas.microsoft.com/office/word/2012/wordml" xmlns:w16cex="http://schemas.microsoft.com/office/word/2018/wordml/cex" xmlns:w16cid="http://schemas.microsoft.com/office/word/2016/wordml/cid" xmlns:w16="http://schemas.microsoft.com/office/word/2018/wordml" xmlns:w16du="http://schemas.microsoft.com/office/word/2023/wordml/word16du" xmlns:w16sdtdh="http://schemas.microsoft.com/office/word/2020/wordml/sdtdatahash" xmlns:w16se="http://schemas.microsoft.com/office/word/2015/wordml/symex" xmlns:wpg="http://schemas.microsoft.com/office/word/2010/wordprocessingGroup" xmlns:wpi="http://schemas.microsoft.com/office/word/2010/wordprocessingInk" xmlns:wne="http://schemas.microsoft.com/office/word/2006/wordml" xmlns:wps="http://schemas.microsoft.com/office/word/2010/wordprocessingShape" mc:Ignorable="w14 w15 w16se w16cid w16 w16cex w16sdtdh w16du wp14">
   <w:footnote w:type="separator" w:id="-1">
     <w:p>
       <w:pPr>
@@ -1900,7 +2100,7 @@
 </file>
 
 <file path=word/numbering.xml><?xml version="1.0" encoding="utf-8"?>
-<w:numbering xmlns:wpc="http://schemas.microsoft.com/office/word/2010/wordprocessingCanvas" xmlns:cx="http://schemas.microsoft.com/office/drawing/2014/chartex" xmlns:cx1="http://schemas.microsoft.com/office/drawing/2015/9/8/chartex" xmlns:cx2="http://schemas.microsoft.com/office/drawing/2015/10/21/chartex" xmlns:cx3="http://schemas.microsoft.com/office/drawing/2016/5/9/chartex" xmlns:cx4="http://schemas.microsoft.com/office/drawing/2016/5/10/chartex" xmlns:cx5="http://schemas.microsoft.com/office/drawing/2016/5/11/chartex" xmlns:cx6="http://schemas.microsoft.com/office/drawing/2016/5/12/chartex" xmlns:cx7="http://schemas.microsoft.com/office/drawing/2016/5/13/chartex" xmlns:cx8="http://schemas.microsoft.com/office/drawing/2016/5/14/chartex" xmlns:mc="http://schemas.openxmlformats.org/markup-compatibility/2006" xmlns:aink="http://schemas.microsoft.com/office/drawing/2016/ink" xmlns:am3d="http://schemas.microsoft.com/office/drawing/2017/model3d" xmlns:o="urn:schemas-microsoft-com:office:office" xmlns:oel="http://schemas.microsoft.com/office/2019/extlst" xmlns:r="http://schemas.openxmlformats.org/officeDocument/2006/relationships" xmlns:m="http://schemas.openxmlformats.org/officeDocument/2006/math" xmlns:v="urn:schemas-microsoft-com:vml" xmlns:wp14="http://schemas.microsoft.com/office/word/2010/wordprocessingDrawing" xmlns:wp="http://schemas.openxmlformats.org/drawingml/2006/wordprocessingDrawing" xmlns:w10="urn:schemas-microsoft-com:office:word" xmlns:w="http://schemas.openxmlformats.org/wordprocessingml/2006/main" xmlns:w14="http://schemas.microsoft.com/office/word/2010/wordml" xmlns:w15="http://schemas.microsoft.com/office/word/2012/wordml" xmlns:w16cex="http://schemas.microsoft.com/office/word/2018/wordml/cex" xmlns:w16cid="http://schemas.microsoft.com/office/word/2016/wordml/cid" xmlns:w16="http://schemas.microsoft.com/office/word/2018/wordml" xmlns:w16sdtdh="http://schemas.microsoft.com/office/word/2020/wordml/sdtdatahash" xmlns:w16se="http://schemas.microsoft.com/office/word/2015/wordml/symex" xmlns:wpg="http://schemas.microsoft.com/office/word/2010/wordprocessingGroup" xmlns:wpi="http://schemas.microsoft.com/office/word/2010/wordprocessingInk" xmlns:wne="http://schemas.microsoft.com/office/word/2006/wordml" xmlns:wps="http://schemas.microsoft.com/office/word/2010/wordprocessingShape" mc:Ignorable="w14 w15 w16se w16cid w16 w16cex w16sdtdh wp14">
+<w:numbering xmlns:wpc="http://schemas.microsoft.com/office/word/2010/wordprocessingCanvas" xmlns:cx="http://schemas.microsoft.com/office/drawing/2014/chartex" xmlns:cx1="http://schemas.microsoft.com/office/drawing/2015/9/8/chartex" xmlns:cx2="http://schemas.microsoft.com/office/drawing/2015/10/21/chartex" xmlns:cx3="http://schemas.microsoft.com/office/drawing/2016/5/9/chartex" xmlns:cx4="http://schemas.microsoft.com/office/drawing/2016/5/10/chartex" xmlns:cx5="http://schemas.microsoft.com/office/drawing/2016/5/11/chartex" xmlns:cx6="http://schemas.microsoft.com/office/drawing/2016/5/12/chartex" xmlns:cx7="http://schemas.microsoft.com/office/drawing/2016/5/13/chartex" xmlns:cx8="http://schemas.microsoft.com/office/drawing/2016/5/14/chartex" xmlns:mc="http://schemas.openxmlformats.org/markup-compatibility/2006" xmlns:aink="http://schemas.microsoft.com/office/drawing/2016/ink" xmlns:am3d="http://schemas.microsoft.com/office/drawing/2017/model3d" xmlns:o="urn:schemas-microsoft-com:office:office" xmlns:oel="http://schemas.microsoft.com/office/2019/extlst" xmlns:r="http://schemas.openxmlformats.org/officeDocument/2006/relationships" xmlns:m="http://schemas.openxmlformats.org/officeDocument/2006/math" xmlns:v="urn:schemas-microsoft-com:vml" xmlns:wp14="http://schemas.microsoft.com/office/word/2010/wordprocessingDrawing" xmlns:wp="http://schemas.openxmlformats.org/drawingml/2006/wordprocessingDrawing" xmlns:w10="urn:schemas-microsoft-com:office:word" xmlns:w="http://schemas.openxmlformats.org/wordprocessingml/2006/main" xmlns:w14="http://schemas.microsoft.com/office/word/2010/wordml" xmlns:w15="http://schemas.microsoft.com/office/word/2012/wordml" xmlns:w16cex="http://schemas.microsoft.com/office/word/2018/wordml/cex" xmlns:w16cid="http://schemas.microsoft.com/office/word/2016/wordml/cid" xmlns:w16="http://schemas.microsoft.com/office/word/2018/wordml" xmlns:w16du="http://schemas.microsoft.com/office/word/2023/wordml/word16du" xmlns:w16sdtdh="http://schemas.microsoft.com/office/word/2020/wordml/sdtdatahash" xmlns:w16se="http://schemas.microsoft.com/office/word/2015/wordml/symex" xmlns:wpg="http://schemas.microsoft.com/office/word/2010/wordprocessingGroup" xmlns:wpi="http://schemas.microsoft.com/office/word/2010/wordprocessingInk" xmlns:wne="http://schemas.microsoft.com/office/word/2006/wordml" xmlns:wps="http://schemas.microsoft.com/office/word/2010/wordprocessingShape" mc:Ignorable="w14 w15 w16se w16cid w16 w16cex w16sdtdh w16du wp14">
   <w:abstractNum w:abstractNumId="0" w15:restartNumberingAfterBreak="0">
     <w:nsid w:val="05F360F3"/>
     <w:multiLevelType w:val="hybridMultilevel"/>
@@ -2181,7 +2381,7 @@
 </file>
 
 <file path=word/styles.xml><?xml version="1.0" encoding="utf-8"?>
-<w:styles xmlns:mc="http://schemas.openxmlformats.org/markup-compatibility/2006" xmlns:r="http://schemas.openxmlformats.org/officeDocument/2006/relationships" xmlns:w="http://schemas.openxmlformats.org/wordprocessingml/2006/main" xmlns:w14="http://schemas.microsoft.com/office/word/2010/wordml" xmlns:w15="http://schemas.microsoft.com/office/word/2012/wordml" xmlns:w16cex="http://schemas.microsoft.com/office/word/2018/wordml/cex" xmlns:w16cid="http://schemas.microsoft.com/office/word/2016/wordml/cid" xmlns:w16="http://schemas.microsoft.com/office/word/2018/wordml" xmlns:w16sdtdh="http://schemas.microsoft.com/office/word/2020/wordml/sdtdatahash" xmlns:w16se="http://schemas.microsoft.com/office/word/2015/wordml/symex" mc:Ignorable="w14 w15 w16se w16cid w16 w16cex w16sdtdh">
+<w:styles xmlns:mc="http://schemas.openxmlformats.org/markup-compatibility/2006" xmlns:r="http://schemas.openxmlformats.org/officeDocument/2006/relationships" xmlns:w="http://schemas.openxmlformats.org/wordprocessingml/2006/main" xmlns:w14="http://schemas.microsoft.com/office/word/2010/wordml" xmlns:w15="http://schemas.microsoft.com/office/word/2012/wordml" xmlns:w16cex="http://schemas.microsoft.com/office/word/2018/wordml/cex" xmlns:w16cid="http://schemas.microsoft.com/office/word/2016/wordml/cid" xmlns:w16="http://schemas.microsoft.com/office/word/2018/wordml" xmlns:w16du="http://schemas.microsoft.com/office/word/2023/wordml/word16du" xmlns:w16sdtdh="http://schemas.microsoft.com/office/word/2020/wordml/sdtdatahash" xmlns:w16se="http://schemas.microsoft.com/office/word/2015/wordml/symex" mc:Ignorable="w14 w15 w16se w16cid w16 w16cex w16sdtdh w16du">
   <w:docDefaults>
     <w:rPrDefault>
       <w:rPr>
